--- a/Toy_Instructions/Sound_Movement_Light/Fisher-Price_Calming_Vibes_Soother_Plush/Fisher-Price_Calming_Vibes_Soother_Plush_Maker_Guide.docx
+++ b/Toy_Instructions/Sound_Movement_Light/Fisher-Price_Calming_Vibes_Soother_Plush/Fisher-Price_Calming_Vibes_Soother_Plush_Maker_Guide.docx
@@ -22,9 +22,9 @@
       </w:tblPr>
       <w:tblGrid>
         <w:gridCol w:w="3276"/>
-        <w:gridCol w:w="1101"/>
-        <w:gridCol w:w="2208"/>
-        <w:gridCol w:w="2765"/>
+        <w:gridCol w:w="949"/>
+        <w:gridCol w:w="1890"/>
+        <w:gridCol w:w="3235"/>
       </w:tblGrid>
       <w:tr>
         <w:trPr>
@@ -50,13 +50,13 @@
                 <w:noProof/>
               </w:rPr>
               <w:drawing>
-                <wp:anchor distT="0" distB="0" distL="114300" distR="114300" simplePos="0" relativeHeight="251683848" behindDoc="1" locked="0" layoutInCell="1" allowOverlap="1" wp14:anchorId="21C2FAAC" wp14:editId="68115CAC">
+                <wp:anchor distT="0" distB="0" distL="114300" distR="114300" simplePos="0" relativeHeight="251683848" behindDoc="1" locked="0" layoutInCell="1" allowOverlap="1" wp14:anchorId="21C2FAAC" wp14:editId="3F12E943">
                   <wp:simplePos x="0" y="0"/>
                   <wp:positionH relativeFrom="column">
-                    <wp:posOffset>514350</wp:posOffset>
+                    <wp:posOffset>459118</wp:posOffset>
                   </wp:positionH>
                   <wp:positionV relativeFrom="paragraph">
-                    <wp:posOffset>1759657</wp:posOffset>
+                    <wp:posOffset>1759585</wp:posOffset>
                   </wp:positionV>
                   <wp:extent cx="991870" cy="1081405"/>
                   <wp:effectExtent l="0" t="0" r="0" b="4445"/>
@@ -125,13 +125,13 @@
                 <w:noProof/>
               </w:rPr>
               <w:drawing>
-                <wp:anchor distT="0" distB="0" distL="114300" distR="114300" simplePos="0" relativeHeight="251682824" behindDoc="1" locked="0" layoutInCell="1" allowOverlap="1" wp14:anchorId="59DEA663" wp14:editId="07F65521">
+                <wp:anchor distT="0" distB="0" distL="114300" distR="114300" simplePos="0" relativeHeight="251682824" behindDoc="1" locked="0" layoutInCell="1" allowOverlap="1" wp14:anchorId="59DEA663" wp14:editId="5E1CF5A3">
                   <wp:simplePos x="0" y="0"/>
                   <wp:positionH relativeFrom="column">
-                    <wp:posOffset>65405</wp:posOffset>
+                    <wp:posOffset>-2101</wp:posOffset>
                   </wp:positionH>
                   <wp:positionV relativeFrom="paragraph">
-                    <wp:posOffset>310515</wp:posOffset>
+                    <wp:posOffset>304378</wp:posOffset>
                   </wp:positionV>
                   <wp:extent cx="1939290" cy="1371600"/>
                   <wp:effectExtent l="0" t="0" r="3810" b="0"/>
@@ -192,7 +192,7 @@
         </w:tc>
         <w:tc>
           <w:tcPr>
-            <w:tcW w:w="1249" w:type="dxa"/>
+            <w:tcW w:w="949" w:type="dxa"/>
           </w:tcPr>
           <w:p>
             <w:pPr>
@@ -210,13 +210,13 @@
                 <w:noProof/>
               </w:rPr>
               <w:drawing>
-                <wp:anchor distT="0" distB="0" distL="114300" distR="114300" simplePos="0" relativeHeight="251687944" behindDoc="0" locked="0" layoutInCell="1" allowOverlap="1" wp14:anchorId="3C2C0012" wp14:editId="2207439E">
+                <wp:anchor distT="0" distB="0" distL="114300" distR="114300" simplePos="0" relativeHeight="251687944" behindDoc="0" locked="0" layoutInCell="1" allowOverlap="1" wp14:anchorId="3C2C0012" wp14:editId="11D7F513">
                   <wp:simplePos x="0" y="0"/>
                   <wp:positionH relativeFrom="column">
-                    <wp:posOffset>138742</wp:posOffset>
+                    <wp:posOffset>89335</wp:posOffset>
                   </wp:positionH>
                   <wp:positionV relativeFrom="paragraph">
-                    <wp:posOffset>429093</wp:posOffset>
+                    <wp:posOffset>489995</wp:posOffset>
                   </wp:positionV>
                   <wp:extent cx="294005" cy="1977390"/>
                   <wp:effectExtent l="0" t="0" r="0" b="3810"/>
@@ -276,7 +276,7 @@
         </w:tc>
         <w:tc>
           <w:tcPr>
-            <w:tcW w:w="1282" w:type="dxa"/>
+            <w:tcW w:w="1890" w:type="dxa"/>
           </w:tcPr>
           <w:p>
             <w:pPr>
@@ -294,15 +294,15 @@
                 <w:noProof/>
               </w:rPr>
               <w:drawing>
-                <wp:anchor distT="0" distB="0" distL="114300" distR="114300" simplePos="0" relativeHeight="251688968" behindDoc="0" locked="0" layoutInCell="1" allowOverlap="1" wp14:anchorId="67D3EB27" wp14:editId="27811C90">
+                <wp:anchor distT="0" distB="0" distL="114300" distR="114300" simplePos="0" relativeHeight="251688968" behindDoc="0" locked="0" layoutInCell="1" allowOverlap="1" wp14:anchorId="67D3EB27" wp14:editId="09F42F1A">
                   <wp:simplePos x="0" y="0"/>
                   <wp:positionH relativeFrom="column">
-                    <wp:posOffset>-63907</wp:posOffset>
+                    <wp:posOffset>6354</wp:posOffset>
                   </wp:positionH>
                   <wp:positionV relativeFrom="paragraph">
-                    <wp:posOffset>414368</wp:posOffset>
+                    <wp:posOffset>562593</wp:posOffset>
                   </wp:positionV>
-                  <wp:extent cx="1265043" cy="948906"/>
+                  <wp:extent cx="993775" cy="948690"/>
                   <wp:effectExtent l="0" t="0" r="0" b="3810"/>
                   <wp:wrapSquare wrapText="bothSides"/>
                   <wp:docPr id="1073629171" name="Picture 1" descr="A black cable tie with a black strap&#10;&#10;AI-generated content may be incorrect."/>
@@ -316,7 +316,7 @@
                           <pic:cNvPr id="1073629171" name="Picture 1" descr="A black cable tie with a black strap&#10;&#10;AI-generated content may be incorrect."/>
                           <pic:cNvPicPr/>
                         </pic:nvPicPr>
-                        <pic:blipFill>
+                        <pic:blipFill rotWithShape="1">
                           <a:blip r:embed="rId14" cstate="print">
                             <a:extLst>
                               <a:ext uri="{28A0092B-C50C-407E-A947-70E740481C1C}">
@@ -324,18 +324,25 @@
                               </a:ext>
                             </a:extLst>
                           </a:blip>
-                          <a:stretch>
-                            <a:fillRect/>
-                          </a:stretch>
+                          <a:srcRect l="10674" r="10714"/>
+                          <a:stretch/>
                         </pic:blipFill>
-                        <pic:spPr>
+                        <pic:spPr bwMode="auto">
                           <a:xfrm>
                             <a:off x="0" y="0"/>
-                            <a:ext cx="1265043" cy="948906"/>
+                            <a:ext cx="993775" cy="948690"/>
                           </a:xfrm>
                           <a:prstGeom prst="rect">
                             <a:avLst/>
                           </a:prstGeom>
+                          <a:ln>
+                            <a:noFill/>
+                          </a:ln>
+                          <a:extLst>
+                            <a:ext uri="{53640926-AAD7-44D8-BBD7-CCE9431645EC}">
+                              <a14:shadowObscured xmlns:a14="http://schemas.microsoft.com/office/drawing/2010/main"/>
+                            </a:ext>
+                          </a:extLst>
                         </pic:spPr>
                       </pic:pic>
                     </a:graphicData>
@@ -363,7 +370,7 @@
         </w:tc>
         <w:tc>
           <w:tcPr>
-            <w:tcW w:w="3543" w:type="dxa"/>
+            <w:tcW w:w="3235" w:type="dxa"/>
           </w:tcPr>
           <w:p>
             <w:pPr>
@@ -425,8 +432,28 @@
             </w:r>
           </w:p>
           <w:p/>
+          <w:p>
+            <w:r>
+              <w:t>Batteries included</w:t>
+            </w:r>
+          </w:p>
           <w:p/>
-          <w:p/>
+          <w:p>
+            <w:r>
+              <w:t xml:space="preserve">Refer to the </w:t>
+            </w:r>
+            <w:hyperlink r:id="rId15" w:history="1">
+              <w:r>
+                <w:rPr>
+                  <w:rStyle w:val="Hyperlink"/>
+                </w:rPr>
+                <w:t>Tool and Component List</w:t>
+              </w:r>
+            </w:hyperlink>
+            <w:r>
+              <w:t xml:space="preserve"> for purchasing details.</w:t>
+            </w:r>
+          </w:p>
         </w:tc>
       </w:tr>
     </w:tbl>
@@ -744,7 +771,7 @@
                     </wp:anchor>
                   </w:drawing>
                 </mc:Choice>
-                <mc:Fallback xmlns:arto="http://schemas.microsoft.com/office/word/2006/arto" xmlns:a="http://schemas.openxmlformats.org/drawingml/2006/main" xmlns:pic="http://schemas.openxmlformats.org/drawingml/2006/picture" xmlns:a14="http://schemas.microsoft.com/office/drawing/2010/main">
+                <mc:Fallback xmlns:a14="http://schemas.microsoft.com/office/drawing/2010/main" xmlns:pic="http://schemas.openxmlformats.org/drawingml/2006/picture" xmlns:a="http://schemas.openxmlformats.org/drawingml/2006/main" xmlns:arto="http://schemas.microsoft.com/office/word/2006/arto">
                   <w:pict>
                     <v:oval id="Oval 1" style="position:absolute;margin-left:26.95pt;margin-top:114.4pt;width:27.3pt;height:27.9pt;z-index:251660292;visibility:visible;mso-wrap-style:square;mso-width-percent:0;mso-height-percent:0;mso-wrap-distance-left:9pt;mso-wrap-distance-top:0;mso-wrap-distance-right:9pt;mso-wrap-distance-bottom:0;mso-position-horizontal:absolute;mso-position-horizontal-relative:text;mso-position-vertical:absolute;mso-position-vertical-relative:text;mso-width-percent:0;mso-height-percent:0;mso-width-relative:margin;mso-height-relative:margin;v-text-anchor:middle" o:spid="_x0000_s1026" filled="f" strokecolor="red" strokeweight="2.25pt" w14:anchorId="47D2E3D9" o:gfxdata="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">
                       <v:stroke joinstyle="miter"/>
@@ -826,7 +853,7 @@
                     </wp:anchor>
                   </w:drawing>
                 </mc:Choice>
-                <mc:Fallback xmlns:arto="http://schemas.microsoft.com/office/word/2006/arto" xmlns:a="http://schemas.openxmlformats.org/drawingml/2006/main" xmlns:pic="http://schemas.openxmlformats.org/drawingml/2006/picture" xmlns:a14="http://schemas.microsoft.com/office/drawing/2010/main">
+                <mc:Fallback xmlns:a14="http://schemas.microsoft.com/office/drawing/2010/main" xmlns:pic="http://schemas.openxmlformats.org/drawingml/2006/picture" xmlns:a="http://schemas.openxmlformats.org/drawingml/2006/main" xmlns:arto="http://schemas.microsoft.com/office/word/2006/arto">
                   <w:pict>
                     <v:oval id="Oval 1" style="position:absolute;margin-left:35.9pt;margin-top:25.65pt;width:27.3pt;height:27.9pt;z-index:251658244;visibility:visible;mso-wrap-style:square;mso-width-percent:0;mso-height-percent:0;mso-wrap-distance-left:9pt;mso-wrap-distance-top:0;mso-wrap-distance-right:9pt;mso-wrap-distance-bottom:0;mso-position-horizontal:absolute;mso-position-horizontal-relative:text;mso-position-vertical:absolute;mso-position-vertical-relative:text;mso-width-percent:0;mso-height-percent:0;mso-width-relative:margin;mso-height-relative:margin;v-text-anchor:middle" o:spid="_x0000_s1026" filled="f" strokecolor="red" strokeweight="2.25pt" w14:anchorId="6CBC6DB4" o:gfxdata="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">
                       <v:stroke joinstyle="miter"/>
@@ -855,7 +882,7 @@
                           <pic:cNvPicPr/>
                         </pic:nvPicPr>
                         <pic:blipFill>
-                          <a:blip r:embed="rId15" cstate="print">
+                          <a:blip r:embed="rId16" cstate="print">
                             <a:extLst>
                               <a:ext uri="{28A0092B-C50C-407E-A947-70E740481C1C}">
                                 <a14:useLocalDpi xmlns:a14="http://schemas.microsoft.com/office/drawing/2010/main" val="0"/>
@@ -1151,7 +1178,7 @@
                           <pic:cNvPicPr/>
                         </pic:nvPicPr>
                         <pic:blipFill>
-                          <a:blip r:embed="rId16" cstate="print">
+                          <a:blip r:embed="rId17" cstate="print">
                             <a:extLst>
                               <a:ext uri="{28A0092B-C50C-407E-A947-70E740481C1C}">
                                 <a14:useLocalDpi xmlns:a14="http://schemas.microsoft.com/office/drawing/2010/main" val="0"/>
@@ -1551,7 +1578,7 @@
                           </pic:cNvPicPr>
                         </pic:nvPicPr>
                         <pic:blipFill rotWithShape="1">
-                          <a:blip r:embed="rId17" cstate="print">
+                          <a:blip r:embed="rId18" cstate="print">
                             <a:extLst>
                               <a:ext uri="{28A0092B-C50C-407E-A947-70E740481C1C}">
                                 <a14:useLocalDpi xmlns:a14="http://schemas.microsoft.com/office/drawing/2010/main" val="0"/>
@@ -1695,7 +1722,7 @@
                           </pic:cNvPicPr>
                         </pic:nvPicPr>
                         <pic:blipFill rotWithShape="1">
-                          <a:blip r:embed="rId18"/>
+                          <a:blip r:embed="rId19"/>
                           <a:srcRect l="15750" t="25601" r="21280" b="19646"/>
                           <a:stretch/>
                         </pic:blipFill>
@@ -1750,7 +1777,7 @@
                           </pic:cNvPicPr>
                         </pic:nvPicPr>
                         <pic:blipFill rotWithShape="1">
-                          <a:blip r:embed="rId19" cstate="print">
+                          <a:blip r:embed="rId20" cstate="print">
                             <a:extLst>
                               <a:ext uri="{28A0092B-C50C-407E-A947-70E740481C1C}">
                                 <a14:useLocalDpi xmlns:a14="http://schemas.microsoft.com/office/drawing/2010/main" val="0"/>
@@ -1831,7 +1858,7 @@
                 <w:noProof/>
               </w:rPr>
               <w:drawing>
-                <wp:inline distT="0" distB="0" distL="0" distR="0" wp14:anchorId="5F1FF768" wp14:editId="1C4F1A26">
+                <wp:inline distT="0" distB="0" distL="0" distR="0" wp14:anchorId="5F1FF768" wp14:editId="776BDDA8">
                   <wp:extent cx="2915534" cy="2186940"/>
                   <wp:effectExtent l="0" t="0" r="0" b="3810"/>
                   <wp:docPr id="59327854" name="Picture 2"/>
@@ -1848,7 +1875,7 @@
                           </pic:cNvPicPr>
                         </pic:nvPicPr>
                         <pic:blipFill rotWithShape="1">
-                          <a:blip r:embed="rId20" cstate="print">
+                          <a:blip r:embed="rId21" cstate="print">
                             <a:extLst>
                               <a:ext uri="{28A0092B-C50C-407E-A947-70E740481C1C}">
                                 <a14:useLocalDpi xmlns:a14="http://schemas.microsoft.com/office/drawing/2010/main" val="0"/>
@@ -2063,7 +2090,7 @@
                           <pic:cNvPicPr/>
                         </pic:nvPicPr>
                         <pic:blipFill rotWithShape="1">
-                          <a:blip r:embed="rId21" cstate="print">
+                          <a:blip r:embed="rId22" cstate="print">
                             <a:extLst>
                               <a:ext uri="{28A0092B-C50C-407E-A947-70E740481C1C}">
                                 <a14:useLocalDpi xmlns:a14="http://schemas.microsoft.com/office/drawing/2010/main" val="0"/>
@@ -2389,7 +2416,7 @@
                           <pic:cNvPicPr/>
                         </pic:nvPicPr>
                         <pic:blipFill rotWithShape="1">
-                          <a:blip r:embed="rId22" cstate="print">
+                          <a:blip r:embed="rId23" cstate="print">
                             <a:extLst>
                               <a:ext uri="{28A0092B-C50C-407E-A947-70E740481C1C}">
                                 <a14:useLocalDpi xmlns:a14="http://schemas.microsoft.com/office/drawing/2010/main" val="0"/>
@@ -2558,7 +2585,7 @@
                           </pic:cNvPicPr>
                         </pic:nvPicPr>
                         <pic:blipFill rotWithShape="1">
-                          <a:blip r:embed="rId23" cstate="print">
+                          <a:blip r:embed="rId24" cstate="print">
                             <a:extLst>
                               <a:ext uri="{28A0092B-C50C-407E-A947-70E740481C1C}">
                                 <a14:useLocalDpi xmlns:a14="http://schemas.microsoft.com/office/drawing/2010/main" val="0"/>
@@ -2917,7 +2944,7 @@
                           </pic:cNvPicPr>
                         </pic:nvPicPr>
                         <pic:blipFill rotWithShape="1">
-                          <a:blip r:embed="rId24" cstate="print">
+                          <a:blip r:embed="rId25" cstate="print">
                             <a:extLst>
                               <a:ext uri="{28A0092B-C50C-407E-A947-70E740481C1C}">
                                 <a14:useLocalDpi xmlns:a14="http://schemas.microsoft.com/office/drawing/2010/main" val="0"/>
@@ -3120,7 +3147,7 @@
                           <pic:cNvPicPr/>
                         </pic:nvPicPr>
                         <pic:blipFill rotWithShape="1">
-                          <a:blip r:embed="rId25"/>
+                          <a:blip r:embed="rId26"/>
                           <a:srcRect t="5439" b="6934"/>
                           <a:stretch/>
                         </pic:blipFill>
@@ -3359,7 +3386,7 @@
                           <pic:cNvPicPr/>
                         </pic:nvPicPr>
                         <pic:blipFill>
-                          <a:blip r:embed="rId26" cstate="print">
+                          <a:blip r:embed="rId27" cstate="print">
                             <a:extLst>
                               <a:ext uri="{28A0092B-C50C-407E-A947-70E740481C1C}">
                                 <a14:useLocalDpi xmlns:a14="http://schemas.microsoft.com/office/drawing/2010/main" val="0"/>
@@ -3501,7 +3528,7 @@
                           <pic:cNvPicPr/>
                         </pic:nvPicPr>
                         <pic:blipFill>
-                          <a:blip r:embed="rId27"/>
+                          <a:blip r:embed="rId28"/>
                           <a:stretch>
                             <a:fillRect/>
                           </a:stretch>
@@ -3564,8 +3591,8 @@
       </w:pPr>
     </w:p>
     <w:sectPr>
-      <w:headerReference w:type="default" r:id="rId28"/>
-      <w:footerReference w:type="default" r:id="rId29"/>
+      <w:headerReference w:type="default" r:id="rId29"/>
+      <w:footerReference w:type="default" r:id="rId30"/>
       <w:pgSz w:w="12240" w:h="15840"/>
       <w:pgMar w:top="1440" w:right="1440" w:bottom="1440" w:left="1440" w:header="720" w:footer="708" w:gutter="0"/>
       <w:cols w:space="708"/>
@@ -7282,7 +7309,14 @@
 </file>
 
 <file path=customXml/item2.xml><?xml version="1.0" encoding="utf-8"?>
-<b:Sources xmlns:b="http://schemas.openxmlformats.org/officeDocument/2006/bibliography" xmlns="http://schemas.openxmlformats.org/officeDocument/2006/bibliography" SelectedStyle="\APASixthEditionOfficeOnline.xsl" StyleName="APA" Version="6"/>
+<p:properties xmlns:p="http://schemas.microsoft.com/office/2006/metadata/properties" xmlns:xsi="http://www.w3.org/2001/XMLSchema-instance" xmlns:pc="http://schemas.microsoft.com/office/infopath/2007/PartnerControls">
+  <documentManagement>
+    <TaxCatchAll xmlns="38b325e6-602c-452a-8617-173bf47082c5" xsi:nil="true"/>
+    <lcf76f155ced4ddcb4097134ff3c332f xmlns="8cf100d1-0775-4feb-8634-62999c4541bc">
+      <Terms xmlns="http://schemas.microsoft.com/office/infopath/2007/PartnerControls"/>
+    </lcf76f155ced4ddcb4097134ff3c332f>
+  </documentManagement>
+</p:properties>
 </file>
 
 <file path=customXml/item3.xml><?xml version="1.0" encoding="utf-8"?>
@@ -7541,14 +7575,7 @@
 </file>
 
 <file path=customXml/item4.xml><?xml version="1.0" encoding="utf-8"?>
-<p:properties xmlns:p="http://schemas.microsoft.com/office/2006/metadata/properties" xmlns:xsi="http://www.w3.org/2001/XMLSchema-instance" xmlns:pc="http://schemas.microsoft.com/office/infopath/2007/PartnerControls">
-  <documentManagement>
-    <TaxCatchAll xmlns="38b325e6-602c-452a-8617-173bf47082c5" xsi:nil="true"/>
-    <lcf76f155ced4ddcb4097134ff3c332f xmlns="8cf100d1-0775-4feb-8634-62999c4541bc">
-      <Terms xmlns="http://schemas.microsoft.com/office/infopath/2007/PartnerControls"/>
-    </lcf76f155ced4ddcb4097134ff3c332f>
-  </documentManagement>
-</p:properties>
+<b:Sources xmlns:b="http://schemas.openxmlformats.org/officeDocument/2006/bibliography" xmlns="http://schemas.openxmlformats.org/officeDocument/2006/bibliography" SelectedStyle="\APASixthEditionOfficeOnline.xsl" StyleName="APA" Version="6"/>
 </file>
 
 <file path=customXml/itemProps1.xml><?xml version="1.0" encoding="utf-8"?>
@@ -7560,9 +7587,12 @@
 </file>
 
 <file path=customXml/itemProps2.xml><?xml version="1.0" encoding="utf-8"?>
-<ds:datastoreItem xmlns:ds="http://schemas.openxmlformats.org/officeDocument/2006/customXml" ds:itemID="{C438ADBA-56D5-474C-BF2C-97C24DDF66BD}">
+<ds:datastoreItem xmlns:ds="http://schemas.openxmlformats.org/officeDocument/2006/customXml" ds:itemID="{3A085C18-819E-4466-9494-DD461C39C2B0}">
   <ds:schemaRefs>
-    <ds:schemaRef ds:uri="http://schemas.openxmlformats.org/officeDocument/2006/bibliography"/>
+    <ds:schemaRef ds:uri="http://schemas.microsoft.com/office/2006/metadata/properties"/>
+    <ds:schemaRef ds:uri="http://schemas.microsoft.com/office/infopath/2007/PartnerControls"/>
+    <ds:schemaRef ds:uri="38b325e6-602c-452a-8617-173bf47082c5"/>
+    <ds:schemaRef ds:uri="8cf100d1-0775-4feb-8634-62999c4541bc"/>
   </ds:schemaRefs>
 </ds:datastoreItem>
 </file>
@@ -7587,18 +7617,9 @@
 </file>
 
 <file path=customXml/itemProps4.xml><?xml version="1.0" encoding="utf-8"?>
-<ds:datastoreItem xmlns:ds="http://schemas.openxmlformats.org/officeDocument/2006/customXml" ds:itemID="{3A085C18-819E-4466-9494-DD461C39C2B0}">
+<ds:datastoreItem xmlns:ds="http://schemas.openxmlformats.org/officeDocument/2006/customXml" ds:itemID="{C438ADBA-56D5-474C-BF2C-97C24DDF66BD}">
   <ds:schemaRefs>
-    <ds:schemaRef ds:uri="http://schemas.openxmlformats.org/package/2006/metadata/core-properties"/>
-    <ds:schemaRef ds:uri="http://schemas.microsoft.com/office/2006/documentManagement/types"/>
-    <ds:schemaRef ds:uri="http://schemas.microsoft.com/office/2006/metadata/properties"/>
-    <ds:schemaRef ds:uri="http://schemas.microsoft.com/office/infopath/2007/PartnerControls"/>
-    <ds:schemaRef ds:uri="http://purl.org/dc/elements/1.1/"/>
-    <ds:schemaRef ds:uri="8cf100d1-0775-4feb-8634-62999c4541bc"/>
-    <ds:schemaRef ds:uri="http://www.w3.org/XML/1998/namespace"/>
-    <ds:schemaRef ds:uri="http://purl.org/dc/dcmitype/"/>
-    <ds:schemaRef ds:uri="38b325e6-602c-452a-8617-173bf47082c5"/>
-    <ds:schemaRef ds:uri="http://purl.org/dc/terms/"/>
+    <ds:schemaRef ds:uri="http://schemas.openxmlformats.org/officeDocument/2006/bibliography"/>
   </ds:schemaRefs>
 </ds:datastoreItem>
 </file>